--- a/supplementary/tables_word/Table_2_Top_TF_Epigenetic_Priors.docx
+++ b/supplementary/tables_word/Table_2_Top_TF_Epigenetic_Priors.docx
@@ -4,23 +4,7 @@
   <w:body>
     <w:p>
       <w:pPr>
-        <w:spacing w:before="80" w:after="80" w:line="276" w:lineRule="auto"/>
-        <w:jc w:val="both"/>
-      </w:pPr>
-      <w:r>
-        <w:rPr>
-          <w:rFonts w:ascii="Times New Roman" w:hAnsi="Times New Roman"/>
-          <w:b/>
-          <w:i w:val="0"/>
-          <w:color w:val="000000"/>
-          <w:sz w:val="24"/>
-        </w:rPr>
-        <w:t>Supplementary Table S2</w:t>
-      </w:r>
-    </w:p>
-    <w:p>
-      <w:pPr>
-        <w:spacing w:before="80" w:after="80" w:line="276" w:lineRule="auto"/>
+        <w:spacing w:before="0" w:after="120" w:line="276" w:lineRule="auto"/>
         <w:jc w:val="both"/>
       </w:pPr>
       <w:r>
@@ -65,10 +49,10 @@
             <w:tcW w:type="dxa" w:w="1872"/>
             <w:vAlign w:val="center"/>
             <w:tcMar>
-              <w:top w:w="90" w:type="dxa"/>
-              <w:bottom w:w="90" w:type="dxa"/>
-              <w:left w:w="130" w:type="dxa"/>
-              <w:right w:w="130" w:type="dxa"/>
+              <w:top w:w="70" w:type="dxa"/>
+              <w:bottom w:w="70" w:type="dxa"/>
+              <w:left w:w="100" w:type="dxa"/>
+              <w:right w:w="100" w:type="dxa"/>
             </w:tcMar>
           </w:tcPr>
           <w:p>
@@ -93,10 +77,10 @@
             <w:tcW w:type="dxa" w:w="1872"/>
             <w:vAlign w:val="center"/>
             <w:tcMar>
-              <w:top w:w="90" w:type="dxa"/>
-              <w:bottom w:w="90" w:type="dxa"/>
-              <w:left w:w="130" w:type="dxa"/>
-              <w:right w:w="130" w:type="dxa"/>
+              <w:top w:w="70" w:type="dxa"/>
+              <w:bottom w:w="70" w:type="dxa"/>
+              <w:left w:w="100" w:type="dxa"/>
+              <w:right w:w="100" w:type="dxa"/>
             </w:tcMar>
           </w:tcPr>
           <w:p>
@@ -121,10 +105,10 @@
             <w:tcW w:type="dxa" w:w="1872"/>
             <w:vAlign w:val="center"/>
             <w:tcMar>
-              <w:top w:w="90" w:type="dxa"/>
-              <w:bottom w:w="90" w:type="dxa"/>
-              <w:left w:w="130" w:type="dxa"/>
-              <w:right w:w="130" w:type="dxa"/>
+              <w:top w:w="70" w:type="dxa"/>
+              <w:bottom w:w="70" w:type="dxa"/>
+              <w:left w:w="100" w:type="dxa"/>
+              <w:right w:w="100" w:type="dxa"/>
             </w:tcMar>
           </w:tcPr>
           <w:p>
@@ -149,10 +133,10 @@
             <w:tcW w:type="dxa" w:w="1872"/>
             <w:vAlign w:val="center"/>
             <w:tcMar>
-              <w:top w:w="90" w:type="dxa"/>
-              <w:bottom w:w="90" w:type="dxa"/>
-              <w:left w:w="130" w:type="dxa"/>
-              <w:right w:w="130" w:type="dxa"/>
+              <w:top w:w="70" w:type="dxa"/>
+              <w:bottom w:w="70" w:type="dxa"/>
+              <w:left w:w="100" w:type="dxa"/>
+              <w:right w:w="100" w:type="dxa"/>
             </w:tcMar>
           </w:tcPr>
           <w:p>
@@ -177,10 +161,10 @@
             <w:tcW w:type="dxa" w:w="1872"/>
             <w:vAlign w:val="center"/>
             <w:tcMar>
-              <w:top w:w="90" w:type="dxa"/>
-              <w:bottom w:w="90" w:type="dxa"/>
-              <w:left w:w="130" w:type="dxa"/>
-              <w:right w:w="130" w:type="dxa"/>
+              <w:top w:w="70" w:type="dxa"/>
+              <w:bottom w:w="70" w:type="dxa"/>
+              <w:left w:w="100" w:type="dxa"/>
+              <w:right w:w="100" w:type="dxa"/>
             </w:tcMar>
           </w:tcPr>
           <w:p>
@@ -207,10 +191,10 @@
             <w:tcW w:type="dxa" w:w="1872"/>
             <w:vAlign w:val="center"/>
             <w:tcMar>
-              <w:top w:w="90" w:type="dxa"/>
-              <w:bottom w:w="90" w:type="dxa"/>
-              <w:left w:w="130" w:type="dxa"/>
-              <w:right w:w="130" w:type="dxa"/>
+              <w:top w:w="70" w:type="dxa"/>
+              <w:bottom w:w="70" w:type="dxa"/>
+              <w:left w:w="100" w:type="dxa"/>
+              <w:right w:w="100" w:type="dxa"/>
             </w:tcMar>
           </w:tcPr>
           <w:p>
@@ -235,10 +219,10 @@
             <w:tcW w:type="dxa" w:w="1872"/>
             <w:vAlign w:val="center"/>
             <w:tcMar>
-              <w:top w:w="90" w:type="dxa"/>
-              <w:bottom w:w="90" w:type="dxa"/>
-              <w:left w:w="130" w:type="dxa"/>
-              <w:right w:w="130" w:type="dxa"/>
+              <w:top w:w="70" w:type="dxa"/>
+              <w:bottom w:w="70" w:type="dxa"/>
+              <w:left w:w="100" w:type="dxa"/>
+              <w:right w:w="100" w:type="dxa"/>
             </w:tcMar>
           </w:tcPr>
           <w:p>
@@ -263,10 +247,10 @@
             <w:tcW w:type="dxa" w:w="1872"/>
             <w:vAlign w:val="center"/>
             <w:tcMar>
-              <w:top w:w="90" w:type="dxa"/>
-              <w:bottom w:w="90" w:type="dxa"/>
-              <w:left w:w="130" w:type="dxa"/>
-              <w:right w:w="130" w:type="dxa"/>
+              <w:top w:w="70" w:type="dxa"/>
+              <w:bottom w:w="70" w:type="dxa"/>
+              <w:left w:w="100" w:type="dxa"/>
+              <w:right w:w="100" w:type="dxa"/>
             </w:tcMar>
           </w:tcPr>
           <w:p>
@@ -291,10 +275,10 @@
             <w:tcW w:type="dxa" w:w="1872"/>
             <w:vAlign w:val="center"/>
             <w:tcMar>
-              <w:top w:w="90" w:type="dxa"/>
-              <w:bottom w:w="90" w:type="dxa"/>
-              <w:left w:w="130" w:type="dxa"/>
-              <w:right w:w="130" w:type="dxa"/>
+              <w:top w:w="70" w:type="dxa"/>
+              <w:bottom w:w="70" w:type="dxa"/>
+              <w:left w:w="100" w:type="dxa"/>
+              <w:right w:w="100" w:type="dxa"/>
             </w:tcMar>
           </w:tcPr>
           <w:p>
@@ -319,10 +303,10 @@
             <w:tcW w:type="dxa" w:w="1872"/>
             <w:vAlign w:val="center"/>
             <w:tcMar>
-              <w:top w:w="90" w:type="dxa"/>
-              <w:bottom w:w="90" w:type="dxa"/>
-              <w:left w:w="130" w:type="dxa"/>
-              <w:right w:w="130" w:type="dxa"/>
+              <w:top w:w="70" w:type="dxa"/>
+              <w:bottom w:w="70" w:type="dxa"/>
+              <w:left w:w="100" w:type="dxa"/>
+              <w:right w:w="100" w:type="dxa"/>
             </w:tcMar>
           </w:tcPr>
           <w:p>
@@ -349,10 +333,10 @@
             <w:tcW w:type="dxa" w:w="1872"/>
             <w:vAlign w:val="center"/>
             <w:tcMar>
-              <w:top w:w="90" w:type="dxa"/>
-              <w:bottom w:w="90" w:type="dxa"/>
-              <w:left w:w="130" w:type="dxa"/>
-              <w:right w:w="130" w:type="dxa"/>
+              <w:top w:w="70" w:type="dxa"/>
+              <w:bottom w:w="70" w:type="dxa"/>
+              <w:left w:w="100" w:type="dxa"/>
+              <w:right w:w="100" w:type="dxa"/>
             </w:tcMar>
           </w:tcPr>
           <w:p>
@@ -377,10 +361,10 @@
             <w:tcW w:type="dxa" w:w="1872"/>
             <w:vAlign w:val="center"/>
             <w:tcMar>
-              <w:top w:w="90" w:type="dxa"/>
-              <w:bottom w:w="90" w:type="dxa"/>
-              <w:left w:w="130" w:type="dxa"/>
-              <w:right w:w="130" w:type="dxa"/>
+              <w:top w:w="70" w:type="dxa"/>
+              <w:bottom w:w="70" w:type="dxa"/>
+              <w:left w:w="100" w:type="dxa"/>
+              <w:right w:w="100" w:type="dxa"/>
             </w:tcMar>
           </w:tcPr>
           <w:p>
@@ -405,10 +389,10 @@
             <w:tcW w:type="dxa" w:w="1872"/>
             <w:vAlign w:val="center"/>
             <w:tcMar>
-              <w:top w:w="90" w:type="dxa"/>
-              <w:bottom w:w="90" w:type="dxa"/>
-              <w:left w:w="130" w:type="dxa"/>
-              <w:right w:w="130" w:type="dxa"/>
+              <w:top w:w="70" w:type="dxa"/>
+              <w:bottom w:w="70" w:type="dxa"/>
+              <w:left w:w="100" w:type="dxa"/>
+              <w:right w:w="100" w:type="dxa"/>
             </w:tcMar>
           </w:tcPr>
           <w:p>
@@ -433,10 +417,10 @@
             <w:tcW w:type="dxa" w:w="1872"/>
             <w:vAlign w:val="center"/>
             <w:tcMar>
-              <w:top w:w="90" w:type="dxa"/>
-              <w:bottom w:w="90" w:type="dxa"/>
-              <w:left w:w="130" w:type="dxa"/>
-              <w:right w:w="130" w:type="dxa"/>
+              <w:top w:w="70" w:type="dxa"/>
+              <w:bottom w:w="70" w:type="dxa"/>
+              <w:left w:w="100" w:type="dxa"/>
+              <w:right w:w="100" w:type="dxa"/>
             </w:tcMar>
           </w:tcPr>
           <w:p>
@@ -461,10 +445,10 @@
             <w:tcW w:type="dxa" w:w="1872"/>
             <w:vAlign w:val="center"/>
             <w:tcMar>
-              <w:top w:w="90" w:type="dxa"/>
-              <w:bottom w:w="90" w:type="dxa"/>
-              <w:left w:w="130" w:type="dxa"/>
-              <w:right w:w="130" w:type="dxa"/>
+              <w:top w:w="70" w:type="dxa"/>
+              <w:bottom w:w="70" w:type="dxa"/>
+              <w:left w:w="100" w:type="dxa"/>
+              <w:right w:w="100" w:type="dxa"/>
             </w:tcMar>
           </w:tcPr>
           <w:p>
@@ -491,10 +475,10 @@
             <w:tcW w:type="dxa" w:w="1872"/>
             <w:vAlign w:val="center"/>
             <w:tcMar>
-              <w:top w:w="90" w:type="dxa"/>
-              <w:bottom w:w="90" w:type="dxa"/>
-              <w:left w:w="130" w:type="dxa"/>
-              <w:right w:w="130" w:type="dxa"/>
+              <w:top w:w="70" w:type="dxa"/>
+              <w:bottom w:w="70" w:type="dxa"/>
+              <w:left w:w="100" w:type="dxa"/>
+              <w:right w:w="100" w:type="dxa"/>
             </w:tcMar>
           </w:tcPr>
           <w:p>
@@ -519,10 +503,10 @@
             <w:tcW w:type="dxa" w:w="1872"/>
             <w:vAlign w:val="center"/>
             <w:tcMar>
-              <w:top w:w="90" w:type="dxa"/>
-              <w:bottom w:w="90" w:type="dxa"/>
-              <w:left w:w="130" w:type="dxa"/>
-              <w:right w:w="130" w:type="dxa"/>
+              <w:top w:w="70" w:type="dxa"/>
+              <w:bottom w:w="70" w:type="dxa"/>
+              <w:left w:w="100" w:type="dxa"/>
+              <w:right w:w="100" w:type="dxa"/>
             </w:tcMar>
           </w:tcPr>
           <w:p>
@@ -547,10 +531,10 @@
             <w:tcW w:type="dxa" w:w="1872"/>
             <w:vAlign w:val="center"/>
             <w:tcMar>
-              <w:top w:w="90" w:type="dxa"/>
-              <w:bottom w:w="90" w:type="dxa"/>
-              <w:left w:w="130" w:type="dxa"/>
-              <w:right w:w="130" w:type="dxa"/>
+              <w:top w:w="70" w:type="dxa"/>
+              <w:bottom w:w="70" w:type="dxa"/>
+              <w:left w:w="100" w:type="dxa"/>
+              <w:right w:w="100" w:type="dxa"/>
             </w:tcMar>
           </w:tcPr>
           <w:p>
@@ -575,10 +559,10 @@
             <w:tcW w:type="dxa" w:w="1872"/>
             <w:vAlign w:val="center"/>
             <w:tcMar>
-              <w:top w:w="90" w:type="dxa"/>
-              <w:bottom w:w="90" w:type="dxa"/>
-              <w:left w:w="130" w:type="dxa"/>
-              <w:right w:w="130" w:type="dxa"/>
+              <w:top w:w="70" w:type="dxa"/>
+              <w:bottom w:w="70" w:type="dxa"/>
+              <w:left w:w="100" w:type="dxa"/>
+              <w:right w:w="100" w:type="dxa"/>
             </w:tcMar>
           </w:tcPr>
           <w:p>
@@ -603,10 +587,10 @@
             <w:tcW w:type="dxa" w:w="1872"/>
             <w:vAlign w:val="center"/>
             <w:tcMar>
-              <w:top w:w="90" w:type="dxa"/>
-              <w:bottom w:w="90" w:type="dxa"/>
-              <w:left w:w="130" w:type="dxa"/>
-              <w:right w:w="130" w:type="dxa"/>
+              <w:top w:w="70" w:type="dxa"/>
+              <w:bottom w:w="70" w:type="dxa"/>
+              <w:left w:w="100" w:type="dxa"/>
+              <w:right w:w="100" w:type="dxa"/>
             </w:tcMar>
           </w:tcPr>
           <w:p>
@@ -633,10 +617,10 @@
             <w:tcW w:type="dxa" w:w="1872"/>
             <w:vAlign w:val="center"/>
             <w:tcMar>
-              <w:top w:w="90" w:type="dxa"/>
-              <w:bottom w:w="90" w:type="dxa"/>
-              <w:left w:w="130" w:type="dxa"/>
-              <w:right w:w="130" w:type="dxa"/>
+              <w:top w:w="70" w:type="dxa"/>
+              <w:bottom w:w="70" w:type="dxa"/>
+              <w:left w:w="100" w:type="dxa"/>
+              <w:right w:w="100" w:type="dxa"/>
             </w:tcMar>
           </w:tcPr>
           <w:p>
@@ -661,10 +645,10 @@
             <w:tcW w:type="dxa" w:w="1872"/>
             <w:vAlign w:val="center"/>
             <w:tcMar>
-              <w:top w:w="90" w:type="dxa"/>
-              <w:bottom w:w="90" w:type="dxa"/>
-              <w:left w:w="130" w:type="dxa"/>
-              <w:right w:w="130" w:type="dxa"/>
+              <w:top w:w="70" w:type="dxa"/>
+              <w:bottom w:w="70" w:type="dxa"/>
+              <w:left w:w="100" w:type="dxa"/>
+              <w:right w:w="100" w:type="dxa"/>
             </w:tcMar>
           </w:tcPr>
           <w:p>
@@ -689,10 +673,10 @@
             <w:tcW w:type="dxa" w:w="1872"/>
             <w:vAlign w:val="center"/>
             <w:tcMar>
-              <w:top w:w="90" w:type="dxa"/>
-              <w:bottom w:w="90" w:type="dxa"/>
-              <w:left w:w="130" w:type="dxa"/>
-              <w:right w:w="130" w:type="dxa"/>
+              <w:top w:w="70" w:type="dxa"/>
+              <w:bottom w:w="70" w:type="dxa"/>
+              <w:left w:w="100" w:type="dxa"/>
+              <w:right w:w="100" w:type="dxa"/>
             </w:tcMar>
           </w:tcPr>
           <w:p>
@@ -717,10 +701,10 @@
             <w:tcW w:type="dxa" w:w="1872"/>
             <w:vAlign w:val="center"/>
             <w:tcMar>
-              <w:top w:w="90" w:type="dxa"/>
-              <w:bottom w:w="90" w:type="dxa"/>
-              <w:left w:w="130" w:type="dxa"/>
-              <w:right w:w="130" w:type="dxa"/>
+              <w:top w:w="70" w:type="dxa"/>
+              <w:bottom w:w="70" w:type="dxa"/>
+              <w:left w:w="100" w:type="dxa"/>
+              <w:right w:w="100" w:type="dxa"/>
             </w:tcMar>
           </w:tcPr>
           <w:p>
@@ -745,10 +729,10 @@
             <w:tcW w:type="dxa" w:w="1872"/>
             <w:vAlign w:val="center"/>
             <w:tcMar>
-              <w:top w:w="90" w:type="dxa"/>
-              <w:bottom w:w="90" w:type="dxa"/>
-              <w:left w:w="130" w:type="dxa"/>
-              <w:right w:w="130" w:type="dxa"/>
+              <w:top w:w="70" w:type="dxa"/>
+              <w:bottom w:w="70" w:type="dxa"/>
+              <w:left w:w="100" w:type="dxa"/>
+              <w:right w:w="100" w:type="dxa"/>
             </w:tcMar>
           </w:tcPr>
           <w:p>
@@ -775,10 +759,10 @@
             <w:tcW w:type="dxa" w:w="1872"/>
             <w:vAlign w:val="center"/>
             <w:tcMar>
-              <w:top w:w="90" w:type="dxa"/>
-              <w:bottom w:w="90" w:type="dxa"/>
-              <w:left w:w="130" w:type="dxa"/>
-              <w:right w:w="130" w:type="dxa"/>
+              <w:top w:w="70" w:type="dxa"/>
+              <w:bottom w:w="70" w:type="dxa"/>
+              <w:left w:w="100" w:type="dxa"/>
+              <w:right w:w="100" w:type="dxa"/>
             </w:tcMar>
           </w:tcPr>
           <w:p>
@@ -803,10 +787,10 @@
             <w:tcW w:type="dxa" w:w="1872"/>
             <w:vAlign w:val="center"/>
             <w:tcMar>
-              <w:top w:w="90" w:type="dxa"/>
-              <w:bottom w:w="90" w:type="dxa"/>
-              <w:left w:w="130" w:type="dxa"/>
-              <w:right w:w="130" w:type="dxa"/>
+              <w:top w:w="70" w:type="dxa"/>
+              <w:bottom w:w="70" w:type="dxa"/>
+              <w:left w:w="100" w:type="dxa"/>
+              <w:right w:w="100" w:type="dxa"/>
             </w:tcMar>
           </w:tcPr>
           <w:p>
@@ -831,10 +815,10 @@
             <w:tcW w:type="dxa" w:w="1872"/>
             <w:vAlign w:val="center"/>
             <w:tcMar>
-              <w:top w:w="90" w:type="dxa"/>
-              <w:bottom w:w="90" w:type="dxa"/>
-              <w:left w:w="130" w:type="dxa"/>
-              <w:right w:w="130" w:type="dxa"/>
+              <w:top w:w="70" w:type="dxa"/>
+              <w:bottom w:w="70" w:type="dxa"/>
+              <w:left w:w="100" w:type="dxa"/>
+              <w:right w:w="100" w:type="dxa"/>
             </w:tcMar>
           </w:tcPr>
           <w:p>
@@ -859,10 +843,10 @@
             <w:tcW w:type="dxa" w:w="1872"/>
             <w:vAlign w:val="center"/>
             <w:tcMar>
-              <w:top w:w="90" w:type="dxa"/>
-              <w:bottom w:w="90" w:type="dxa"/>
-              <w:left w:w="130" w:type="dxa"/>
-              <w:right w:w="130" w:type="dxa"/>
+              <w:top w:w="70" w:type="dxa"/>
+              <w:bottom w:w="70" w:type="dxa"/>
+              <w:left w:w="100" w:type="dxa"/>
+              <w:right w:w="100" w:type="dxa"/>
             </w:tcMar>
           </w:tcPr>
           <w:p>
@@ -887,10 +871,10 @@
             <w:tcW w:type="dxa" w:w="1872"/>
             <w:vAlign w:val="center"/>
             <w:tcMar>
-              <w:top w:w="90" w:type="dxa"/>
-              <w:bottom w:w="90" w:type="dxa"/>
-              <w:left w:w="130" w:type="dxa"/>
-              <w:right w:w="130" w:type="dxa"/>
+              <w:top w:w="70" w:type="dxa"/>
+              <w:bottom w:w="70" w:type="dxa"/>
+              <w:left w:w="100" w:type="dxa"/>
+              <w:right w:w="100" w:type="dxa"/>
             </w:tcMar>
           </w:tcPr>
           <w:p>
@@ -917,10 +901,10 @@
             <w:tcW w:type="dxa" w:w="1872"/>
             <w:vAlign w:val="center"/>
             <w:tcMar>
-              <w:top w:w="90" w:type="dxa"/>
-              <w:bottom w:w="90" w:type="dxa"/>
-              <w:left w:w="130" w:type="dxa"/>
-              <w:right w:w="130" w:type="dxa"/>
+              <w:top w:w="70" w:type="dxa"/>
+              <w:bottom w:w="70" w:type="dxa"/>
+              <w:left w:w="100" w:type="dxa"/>
+              <w:right w:w="100" w:type="dxa"/>
             </w:tcMar>
           </w:tcPr>
           <w:p>
@@ -945,10 +929,10 @@
             <w:tcW w:type="dxa" w:w="1872"/>
             <w:vAlign w:val="center"/>
             <w:tcMar>
-              <w:top w:w="90" w:type="dxa"/>
-              <w:bottom w:w="90" w:type="dxa"/>
-              <w:left w:w="130" w:type="dxa"/>
-              <w:right w:w="130" w:type="dxa"/>
+              <w:top w:w="70" w:type="dxa"/>
+              <w:bottom w:w="70" w:type="dxa"/>
+              <w:left w:w="100" w:type="dxa"/>
+              <w:right w:w="100" w:type="dxa"/>
             </w:tcMar>
           </w:tcPr>
           <w:p>
@@ -973,10 +957,10 @@
             <w:tcW w:type="dxa" w:w="1872"/>
             <w:vAlign w:val="center"/>
             <w:tcMar>
-              <w:top w:w="90" w:type="dxa"/>
-              <w:bottom w:w="90" w:type="dxa"/>
-              <w:left w:w="130" w:type="dxa"/>
-              <w:right w:w="130" w:type="dxa"/>
+              <w:top w:w="70" w:type="dxa"/>
+              <w:bottom w:w="70" w:type="dxa"/>
+              <w:left w:w="100" w:type="dxa"/>
+              <w:right w:w="100" w:type="dxa"/>
             </w:tcMar>
           </w:tcPr>
           <w:p>
@@ -1001,10 +985,10 @@
             <w:tcW w:type="dxa" w:w="1872"/>
             <w:vAlign w:val="center"/>
             <w:tcMar>
-              <w:top w:w="90" w:type="dxa"/>
-              <w:bottom w:w="90" w:type="dxa"/>
-              <w:left w:w="130" w:type="dxa"/>
-              <w:right w:w="130" w:type="dxa"/>
+              <w:top w:w="70" w:type="dxa"/>
+              <w:bottom w:w="70" w:type="dxa"/>
+              <w:left w:w="100" w:type="dxa"/>
+              <w:right w:w="100" w:type="dxa"/>
             </w:tcMar>
           </w:tcPr>
           <w:p>
@@ -1029,10 +1013,10 @@
             <w:tcW w:type="dxa" w:w="1872"/>
             <w:vAlign w:val="center"/>
             <w:tcMar>
-              <w:top w:w="90" w:type="dxa"/>
-              <w:bottom w:w="90" w:type="dxa"/>
-              <w:left w:w="130" w:type="dxa"/>
-              <w:right w:w="130" w:type="dxa"/>
+              <w:top w:w="70" w:type="dxa"/>
+              <w:bottom w:w="70" w:type="dxa"/>
+              <w:left w:w="100" w:type="dxa"/>
+              <w:right w:w="100" w:type="dxa"/>
             </w:tcMar>
           </w:tcPr>
           <w:p>
@@ -1059,10 +1043,10 @@
             <w:tcW w:type="dxa" w:w="1872"/>
             <w:vAlign w:val="center"/>
             <w:tcMar>
-              <w:top w:w="90" w:type="dxa"/>
-              <w:bottom w:w="90" w:type="dxa"/>
-              <w:left w:w="130" w:type="dxa"/>
-              <w:right w:w="130" w:type="dxa"/>
+              <w:top w:w="70" w:type="dxa"/>
+              <w:bottom w:w="70" w:type="dxa"/>
+              <w:left w:w="100" w:type="dxa"/>
+              <w:right w:w="100" w:type="dxa"/>
             </w:tcMar>
           </w:tcPr>
           <w:p>
@@ -1087,10 +1071,10 @@
             <w:tcW w:type="dxa" w:w="1872"/>
             <w:vAlign w:val="center"/>
             <w:tcMar>
-              <w:top w:w="90" w:type="dxa"/>
-              <w:bottom w:w="90" w:type="dxa"/>
-              <w:left w:w="130" w:type="dxa"/>
-              <w:right w:w="130" w:type="dxa"/>
+              <w:top w:w="70" w:type="dxa"/>
+              <w:bottom w:w="70" w:type="dxa"/>
+              <w:left w:w="100" w:type="dxa"/>
+              <w:right w:w="100" w:type="dxa"/>
             </w:tcMar>
           </w:tcPr>
           <w:p>
@@ -1115,10 +1099,10 @@
             <w:tcW w:type="dxa" w:w="1872"/>
             <w:vAlign w:val="center"/>
             <w:tcMar>
-              <w:top w:w="90" w:type="dxa"/>
-              <w:bottom w:w="90" w:type="dxa"/>
-              <w:left w:w="130" w:type="dxa"/>
-              <w:right w:w="130" w:type="dxa"/>
+              <w:top w:w="70" w:type="dxa"/>
+              <w:bottom w:w="70" w:type="dxa"/>
+              <w:left w:w="100" w:type="dxa"/>
+              <w:right w:w="100" w:type="dxa"/>
             </w:tcMar>
           </w:tcPr>
           <w:p>
@@ -1143,10 +1127,10 @@
             <w:tcW w:type="dxa" w:w="1872"/>
             <w:vAlign w:val="center"/>
             <w:tcMar>
-              <w:top w:w="90" w:type="dxa"/>
-              <w:bottom w:w="90" w:type="dxa"/>
-              <w:left w:w="130" w:type="dxa"/>
-              <w:right w:w="130" w:type="dxa"/>
+              <w:top w:w="70" w:type="dxa"/>
+              <w:bottom w:w="70" w:type="dxa"/>
+              <w:left w:w="100" w:type="dxa"/>
+              <w:right w:w="100" w:type="dxa"/>
             </w:tcMar>
           </w:tcPr>
           <w:p>
@@ -1171,10 +1155,10 @@
             <w:tcW w:type="dxa" w:w="1872"/>
             <w:vAlign w:val="center"/>
             <w:tcMar>
-              <w:top w:w="90" w:type="dxa"/>
-              <w:bottom w:w="90" w:type="dxa"/>
-              <w:left w:w="130" w:type="dxa"/>
-              <w:right w:w="130" w:type="dxa"/>
+              <w:top w:w="70" w:type="dxa"/>
+              <w:bottom w:w="70" w:type="dxa"/>
+              <w:left w:w="100" w:type="dxa"/>
+              <w:right w:w="100" w:type="dxa"/>
             </w:tcMar>
           </w:tcPr>
           <w:p>
@@ -1201,10 +1185,10 @@
             <w:tcW w:type="dxa" w:w="1872"/>
             <w:vAlign w:val="center"/>
             <w:tcMar>
-              <w:top w:w="90" w:type="dxa"/>
-              <w:bottom w:w="90" w:type="dxa"/>
-              <w:left w:w="130" w:type="dxa"/>
-              <w:right w:w="130" w:type="dxa"/>
+              <w:top w:w="70" w:type="dxa"/>
+              <w:bottom w:w="70" w:type="dxa"/>
+              <w:left w:w="100" w:type="dxa"/>
+              <w:right w:w="100" w:type="dxa"/>
             </w:tcMar>
           </w:tcPr>
           <w:p>
@@ -1229,10 +1213,10 @@
             <w:tcW w:type="dxa" w:w="1872"/>
             <w:vAlign w:val="center"/>
             <w:tcMar>
-              <w:top w:w="90" w:type="dxa"/>
-              <w:bottom w:w="90" w:type="dxa"/>
-              <w:left w:w="130" w:type="dxa"/>
-              <w:right w:w="130" w:type="dxa"/>
+              <w:top w:w="70" w:type="dxa"/>
+              <w:bottom w:w="70" w:type="dxa"/>
+              <w:left w:w="100" w:type="dxa"/>
+              <w:right w:w="100" w:type="dxa"/>
             </w:tcMar>
           </w:tcPr>
           <w:p>
@@ -1257,10 +1241,10 @@
             <w:tcW w:type="dxa" w:w="1872"/>
             <w:vAlign w:val="center"/>
             <w:tcMar>
-              <w:top w:w="90" w:type="dxa"/>
-              <w:bottom w:w="90" w:type="dxa"/>
-              <w:left w:w="130" w:type="dxa"/>
-              <w:right w:w="130" w:type="dxa"/>
+              <w:top w:w="70" w:type="dxa"/>
+              <w:bottom w:w="70" w:type="dxa"/>
+              <w:left w:w="100" w:type="dxa"/>
+              <w:right w:w="100" w:type="dxa"/>
             </w:tcMar>
           </w:tcPr>
           <w:p>
@@ -1285,10 +1269,10 @@
             <w:tcW w:type="dxa" w:w="1872"/>
             <w:vAlign w:val="center"/>
             <w:tcMar>
-              <w:top w:w="90" w:type="dxa"/>
-              <w:bottom w:w="90" w:type="dxa"/>
-              <w:left w:w="130" w:type="dxa"/>
-              <w:right w:w="130" w:type="dxa"/>
+              <w:top w:w="70" w:type="dxa"/>
+              <w:bottom w:w="70" w:type="dxa"/>
+              <w:left w:w="100" w:type="dxa"/>
+              <w:right w:w="100" w:type="dxa"/>
             </w:tcMar>
           </w:tcPr>
           <w:p>
@@ -1313,10 +1297,10 @@
             <w:tcW w:type="dxa" w:w="1872"/>
             <w:vAlign w:val="center"/>
             <w:tcMar>
-              <w:top w:w="90" w:type="dxa"/>
-              <w:bottom w:w="90" w:type="dxa"/>
-              <w:left w:w="130" w:type="dxa"/>
-              <w:right w:w="130" w:type="dxa"/>
+              <w:top w:w="70" w:type="dxa"/>
+              <w:bottom w:w="70" w:type="dxa"/>
+              <w:left w:w="100" w:type="dxa"/>
+              <w:right w:w="100" w:type="dxa"/>
             </w:tcMar>
           </w:tcPr>
           <w:p>
@@ -1343,10 +1327,10 @@
             <w:tcW w:type="dxa" w:w="1872"/>
             <w:vAlign w:val="center"/>
             <w:tcMar>
-              <w:top w:w="90" w:type="dxa"/>
-              <w:bottom w:w="90" w:type="dxa"/>
-              <w:left w:w="130" w:type="dxa"/>
-              <w:right w:w="130" w:type="dxa"/>
+              <w:top w:w="70" w:type="dxa"/>
+              <w:bottom w:w="70" w:type="dxa"/>
+              <w:left w:w="100" w:type="dxa"/>
+              <w:right w:w="100" w:type="dxa"/>
             </w:tcMar>
           </w:tcPr>
           <w:p>
@@ -1371,10 +1355,10 @@
             <w:tcW w:type="dxa" w:w="1872"/>
             <w:vAlign w:val="center"/>
             <w:tcMar>
-              <w:top w:w="90" w:type="dxa"/>
-              <w:bottom w:w="90" w:type="dxa"/>
-              <w:left w:w="130" w:type="dxa"/>
-              <w:right w:w="130" w:type="dxa"/>
+              <w:top w:w="70" w:type="dxa"/>
+              <w:bottom w:w="70" w:type="dxa"/>
+              <w:left w:w="100" w:type="dxa"/>
+              <w:right w:w="100" w:type="dxa"/>
             </w:tcMar>
           </w:tcPr>
           <w:p>
@@ -1399,10 +1383,10 @@
             <w:tcW w:type="dxa" w:w="1872"/>
             <w:vAlign w:val="center"/>
             <w:tcMar>
-              <w:top w:w="90" w:type="dxa"/>
-              <w:bottom w:w="90" w:type="dxa"/>
-              <w:left w:w="130" w:type="dxa"/>
-              <w:right w:w="130" w:type="dxa"/>
+              <w:top w:w="70" w:type="dxa"/>
+              <w:bottom w:w="70" w:type="dxa"/>
+              <w:left w:w="100" w:type="dxa"/>
+              <w:right w:w="100" w:type="dxa"/>
             </w:tcMar>
           </w:tcPr>
           <w:p>
@@ -1427,10 +1411,10 @@
             <w:tcW w:type="dxa" w:w="1872"/>
             <w:vAlign w:val="center"/>
             <w:tcMar>
-              <w:top w:w="90" w:type="dxa"/>
-              <w:bottom w:w="90" w:type="dxa"/>
-              <w:left w:w="130" w:type="dxa"/>
-              <w:right w:w="130" w:type="dxa"/>
+              <w:top w:w="70" w:type="dxa"/>
+              <w:bottom w:w="70" w:type="dxa"/>
+              <w:left w:w="100" w:type="dxa"/>
+              <w:right w:w="100" w:type="dxa"/>
             </w:tcMar>
           </w:tcPr>
           <w:p>
@@ -1455,10 +1439,10 @@
             <w:tcW w:type="dxa" w:w="1872"/>
             <w:vAlign w:val="center"/>
             <w:tcMar>
-              <w:top w:w="90" w:type="dxa"/>
-              <w:bottom w:w="90" w:type="dxa"/>
-              <w:left w:w="130" w:type="dxa"/>
-              <w:right w:w="130" w:type="dxa"/>
+              <w:top w:w="70" w:type="dxa"/>
+              <w:bottom w:w="70" w:type="dxa"/>
+              <w:left w:w="100" w:type="dxa"/>
+              <w:right w:w="100" w:type="dxa"/>
             </w:tcMar>
           </w:tcPr>
           <w:p>
@@ -1485,10 +1469,10 @@
             <w:tcW w:type="dxa" w:w="1872"/>
             <w:vAlign w:val="center"/>
             <w:tcMar>
-              <w:top w:w="90" w:type="dxa"/>
-              <w:bottom w:w="90" w:type="dxa"/>
-              <w:left w:w="130" w:type="dxa"/>
-              <w:right w:w="130" w:type="dxa"/>
+              <w:top w:w="70" w:type="dxa"/>
+              <w:bottom w:w="70" w:type="dxa"/>
+              <w:left w:w="100" w:type="dxa"/>
+              <w:right w:w="100" w:type="dxa"/>
             </w:tcMar>
           </w:tcPr>
           <w:p>
@@ -1513,10 +1497,10 @@
             <w:tcW w:type="dxa" w:w="1872"/>
             <w:vAlign w:val="center"/>
             <w:tcMar>
-              <w:top w:w="90" w:type="dxa"/>
-              <w:bottom w:w="90" w:type="dxa"/>
-              <w:left w:w="130" w:type="dxa"/>
-              <w:right w:w="130" w:type="dxa"/>
+              <w:top w:w="70" w:type="dxa"/>
+              <w:bottom w:w="70" w:type="dxa"/>
+              <w:left w:w="100" w:type="dxa"/>
+              <w:right w:w="100" w:type="dxa"/>
             </w:tcMar>
           </w:tcPr>
           <w:p>
@@ -1541,10 +1525,10 @@
             <w:tcW w:type="dxa" w:w="1872"/>
             <w:vAlign w:val="center"/>
             <w:tcMar>
-              <w:top w:w="90" w:type="dxa"/>
-              <w:bottom w:w="90" w:type="dxa"/>
-              <w:left w:w="130" w:type="dxa"/>
-              <w:right w:w="130" w:type="dxa"/>
+              <w:top w:w="70" w:type="dxa"/>
+              <w:bottom w:w="70" w:type="dxa"/>
+              <w:left w:w="100" w:type="dxa"/>
+              <w:right w:w="100" w:type="dxa"/>
             </w:tcMar>
           </w:tcPr>
           <w:p>
@@ -1569,10 +1553,10 @@
             <w:tcW w:type="dxa" w:w="1872"/>
             <w:vAlign w:val="center"/>
             <w:tcMar>
-              <w:top w:w="90" w:type="dxa"/>
-              <w:bottom w:w="90" w:type="dxa"/>
-              <w:left w:w="130" w:type="dxa"/>
-              <w:right w:w="130" w:type="dxa"/>
+              <w:top w:w="70" w:type="dxa"/>
+              <w:bottom w:w="70" w:type="dxa"/>
+              <w:left w:w="100" w:type="dxa"/>
+              <w:right w:w="100" w:type="dxa"/>
             </w:tcMar>
           </w:tcPr>
           <w:p>
@@ -1597,10 +1581,10 @@
             <w:tcW w:type="dxa" w:w="1872"/>
             <w:vAlign w:val="center"/>
             <w:tcMar>
-              <w:top w:w="90" w:type="dxa"/>
-              <w:bottom w:w="90" w:type="dxa"/>
-              <w:left w:w="130" w:type="dxa"/>
-              <w:right w:w="130" w:type="dxa"/>
+              <w:top w:w="70" w:type="dxa"/>
+              <w:bottom w:w="70" w:type="dxa"/>
+              <w:left w:w="100" w:type="dxa"/>
+              <w:right w:w="100" w:type="dxa"/>
             </w:tcMar>
           </w:tcPr>
           <w:p>
@@ -1627,10 +1611,10 @@
             <w:tcW w:type="dxa" w:w="1872"/>
             <w:vAlign w:val="center"/>
             <w:tcMar>
-              <w:top w:w="90" w:type="dxa"/>
-              <w:bottom w:w="90" w:type="dxa"/>
-              <w:left w:w="130" w:type="dxa"/>
-              <w:right w:w="130" w:type="dxa"/>
+              <w:top w:w="70" w:type="dxa"/>
+              <w:bottom w:w="70" w:type="dxa"/>
+              <w:left w:w="100" w:type="dxa"/>
+              <w:right w:w="100" w:type="dxa"/>
             </w:tcMar>
           </w:tcPr>
           <w:p>
@@ -1655,10 +1639,10 @@
             <w:tcW w:type="dxa" w:w="1872"/>
             <w:vAlign w:val="center"/>
             <w:tcMar>
-              <w:top w:w="90" w:type="dxa"/>
-              <w:bottom w:w="90" w:type="dxa"/>
-              <w:left w:w="130" w:type="dxa"/>
-              <w:right w:w="130" w:type="dxa"/>
+              <w:top w:w="70" w:type="dxa"/>
+              <w:bottom w:w="70" w:type="dxa"/>
+              <w:left w:w="100" w:type="dxa"/>
+              <w:right w:w="100" w:type="dxa"/>
             </w:tcMar>
           </w:tcPr>
           <w:p>
@@ -1683,10 +1667,10 @@
             <w:tcW w:type="dxa" w:w="1872"/>
             <w:vAlign w:val="center"/>
             <w:tcMar>
-              <w:top w:w="90" w:type="dxa"/>
-              <w:bottom w:w="90" w:type="dxa"/>
-              <w:left w:w="130" w:type="dxa"/>
-              <w:right w:w="130" w:type="dxa"/>
+              <w:top w:w="70" w:type="dxa"/>
+              <w:bottom w:w="70" w:type="dxa"/>
+              <w:left w:w="100" w:type="dxa"/>
+              <w:right w:w="100" w:type="dxa"/>
             </w:tcMar>
           </w:tcPr>
           <w:p>
@@ -1711,10 +1695,10 @@
             <w:tcW w:type="dxa" w:w="1872"/>
             <w:vAlign w:val="center"/>
             <w:tcMar>
-              <w:top w:w="90" w:type="dxa"/>
-              <w:bottom w:w="90" w:type="dxa"/>
-              <w:left w:w="130" w:type="dxa"/>
-              <w:right w:w="130" w:type="dxa"/>
+              <w:top w:w="70" w:type="dxa"/>
+              <w:bottom w:w="70" w:type="dxa"/>
+              <w:left w:w="100" w:type="dxa"/>
+              <w:right w:w="100" w:type="dxa"/>
             </w:tcMar>
           </w:tcPr>
           <w:p>
@@ -1739,10 +1723,10 @@
             <w:tcW w:type="dxa" w:w="1872"/>
             <w:vAlign w:val="center"/>
             <w:tcMar>
-              <w:top w:w="90" w:type="dxa"/>
-              <w:bottom w:w="90" w:type="dxa"/>
-              <w:left w:w="130" w:type="dxa"/>
-              <w:right w:w="130" w:type="dxa"/>
+              <w:top w:w="70" w:type="dxa"/>
+              <w:bottom w:w="70" w:type="dxa"/>
+              <w:left w:w="100" w:type="dxa"/>
+              <w:right w:w="100" w:type="dxa"/>
             </w:tcMar>
           </w:tcPr>
           <w:p>
@@ -1769,10 +1753,10 @@
             <w:tcW w:type="dxa" w:w="1872"/>
             <w:vAlign w:val="center"/>
             <w:tcMar>
-              <w:top w:w="90" w:type="dxa"/>
-              <w:bottom w:w="90" w:type="dxa"/>
-              <w:left w:w="130" w:type="dxa"/>
-              <w:right w:w="130" w:type="dxa"/>
+              <w:top w:w="70" w:type="dxa"/>
+              <w:bottom w:w="70" w:type="dxa"/>
+              <w:left w:w="100" w:type="dxa"/>
+              <w:right w:w="100" w:type="dxa"/>
             </w:tcMar>
           </w:tcPr>
           <w:p>
@@ -1797,10 +1781,10 @@
             <w:tcW w:type="dxa" w:w="1872"/>
             <w:vAlign w:val="center"/>
             <w:tcMar>
-              <w:top w:w="90" w:type="dxa"/>
-              <w:bottom w:w="90" w:type="dxa"/>
-              <w:left w:w="130" w:type="dxa"/>
-              <w:right w:w="130" w:type="dxa"/>
+              <w:top w:w="70" w:type="dxa"/>
+              <w:bottom w:w="70" w:type="dxa"/>
+              <w:left w:w="100" w:type="dxa"/>
+              <w:right w:w="100" w:type="dxa"/>
             </w:tcMar>
           </w:tcPr>
           <w:p>
@@ -1825,10 +1809,10 @@
             <w:tcW w:type="dxa" w:w="1872"/>
             <w:vAlign w:val="center"/>
             <w:tcMar>
-              <w:top w:w="90" w:type="dxa"/>
-              <w:bottom w:w="90" w:type="dxa"/>
-              <w:left w:w="130" w:type="dxa"/>
-              <w:right w:w="130" w:type="dxa"/>
+              <w:top w:w="70" w:type="dxa"/>
+              <w:bottom w:w="70" w:type="dxa"/>
+              <w:left w:w="100" w:type="dxa"/>
+              <w:right w:w="100" w:type="dxa"/>
             </w:tcMar>
           </w:tcPr>
           <w:p>
@@ -1853,10 +1837,10 @@
             <w:tcW w:type="dxa" w:w="1872"/>
             <w:vAlign w:val="center"/>
             <w:tcMar>
-              <w:top w:w="90" w:type="dxa"/>
-              <w:bottom w:w="90" w:type="dxa"/>
-              <w:left w:w="130" w:type="dxa"/>
-              <w:right w:w="130" w:type="dxa"/>
+              <w:top w:w="70" w:type="dxa"/>
+              <w:bottom w:w="70" w:type="dxa"/>
+              <w:left w:w="100" w:type="dxa"/>
+              <w:right w:w="100" w:type="dxa"/>
             </w:tcMar>
           </w:tcPr>
           <w:p>
@@ -1881,10 +1865,10 @@
             <w:tcW w:type="dxa" w:w="1872"/>
             <w:vAlign w:val="center"/>
             <w:tcMar>
-              <w:top w:w="90" w:type="dxa"/>
-              <w:bottom w:w="90" w:type="dxa"/>
-              <w:left w:w="130" w:type="dxa"/>
-              <w:right w:w="130" w:type="dxa"/>
+              <w:top w:w="70" w:type="dxa"/>
+              <w:bottom w:w="70" w:type="dxa"/>
+              <w:left w:w="100" w:type="dxa"/>
+              <w:right w:w="100" w:type="dxa"/>
             </w:tcMar>
           </w:tcPr>
           <w:p>
@@ -1908,7 +1892,7 @@
     </w:tbl>
     <w:p>
       <w:pPr>
-        <w:spacing w:before="80" w:after="80" w:line="276" w:lineRule="auto"/>
+        <w:spacing w:before="120" w:after="80" w:line="276" w:lineRule="auto"/>
         <w:jc w:val="both"/>
       </w:pPr>
       <w:r>
@@ -1917,9 +1901,9 @@
           <w:b w:val="0"/>
           <w:i w:val="0"/>
           <w:color w:val="000000"/>
-          <w:sz w:val="19"/>
+          <w:sz w:val="18"/>
         </w:rPr>
-        <w:t>Note: Top 12 transcription factors ranked by target enhancer occupancy shown. Complete 20-TF cohort provided in Supplementary Table 2.</w:t>
+        <w:t>Note: Top 12 transcription factors ranked by target enhancer occupancy shown. Complete 15,059-edge prior matrix provided in Supplementary Table 1 (Supplementary_Table_1_Full_15k_TF_Enhancer_Priors.xlsx).</w:t>
       </w:r>
     </w:p>
     <w:sectPr>
